--- a/docs/phase1/dbmigrate/export-postgresql/MigrationExportReport.docx
+++ b/docs/phase1/dbmigrate/export-postgresql/MigrationExportReport.docx
@@ -94,7 +94,7 @@
         <w:spacing w:after="40"/>
       </w:pPr>
       <w:r>
-        <w:t xml:space="preserve">Run date (UTC): 2026-09-24 13:18:02</w:t>
+        <w:t xml:space="preserve">Run date (UTC): 2026-09-24 13:24:06</w:t>
       </w:r>
     </w:p>
     <w:p>
@@ -118,7 +118,7 @@
         <w:spacing w:after="240"/>
       </w:pPr>
       <w:r>
-        <w:t xml:space="preserve">Tooling version: git commit 050e85a</w:t>
+        <w:t xml:space="preserve">Tooling version: git commit 346d734</w:t>
       </w:r>
     </w:p>
     <w:p>
@@ -8645,7 +8645,7 @@
               <w:pStyle w:val="TableText"/>
             </w:pPr>
             <w:r>
-              <w:t xml:space="preserve">050e85a</w:t>
+              <w:t xml:space="preserve">346d734</w:t>
             </w:r>
           </w:p>
         </w:tc>
@@ -8711,7 +8711,7 @@
               <w:pStyle w:val="TableText"/>
             </w:pPr>
             <w:r>
-              <w:t xml:space="preserve">2026-09-24 13:18:02</w:t>
+              <w:t xml:space="preserve">2026-09-24 13:24:06</w:t>
             </w:r>
           </w:p>
         </w:tc>
@@ -9310,7 +9310,7 @@
       <w:jc w:val="center"/>
     </w:pPr>
     <w:r>
-      <w:t xml:space="preserve">Commit 050e85a | 2026-09-24 13:18:02 UTC   |   Page </w:t>
+      <w:t xml:space="preserve">Commit 346d734 | 2026-09-24 13:24:06 UTC   |   Page </w:t>
     </w:r>
     <w:r>
       <w:fldChar w:fldCharType="begin"/>
